--- a/08_CLASSROOM_CONSEGNE/CONSEGNA_01_L1_TASTIERA_E_SCORCIATOIE/GUIDA_CONSEGNA_01.docx
+++ b/08_CLASSROOM_CONSEGNE/CONSEGNA_01_L1_TASTIERA_E_SCORCIATOIE/GUIDA_CONSEGNA_01.docx
@@ -875,7 +875,7 @@
               <w:rPr>
                 <w:sz w:val="19"/>
               </w:rPr>
-              <w:t>42 KB</w:t>
+              <w:t>38 KB</w:t>
             </w:r>
           </w:p>
         </w:tc>
@@ -979,7 +979,7 @@
               <w:rPr>
                 <w:sz w:val="19"/>
               </w:rPr>
-              <w:t>strumento: si scarica e si apre con doppio clic</w:t>
+              <w:t>palestra della tastiera: riserva offline del link nella traccia</w:t>
             </w:r>
           </w:p>
         </w:tc>
@@ -1068,7 +1068,7 @@
               <w:rPr>
                 <w:sz w:val="19"/>
               </w:rPr>
-              <w:t>listino_da_sistemare.txt</w:t>
+              <w:t>scorciatoie_officina23.html</w:t>
             </w:r>
           </w:p>
         </w:tc>
@@ -1085,7 +1085,7 @@
               <w:rPr>
                 <w:sz w:val="19"/>
               </w:rPr>
-              <w:t>8 KB</w:t>
+              <w:t>54 KB</w:t>
             </w:r>
           </w:p>
         </w:tc>
@@ -1119,7 +1119,7 @@
               <w:rPr>
                 <w:sz w:val="19"/>
               </w:rPr>
-              <w:t>per la palestra delle scorciatoie</w:t>
+              <w:t>palestra delle scorciatoie (Parte 5): riserva offline del link nella traccia</w:t>
             </w:r>
           </w:p>
         </w:tc>
@@ -1272,7 +1272,7 @@
         <w:rPr>
           <w:sz w:val="21"/>
         </w:rPr>
-        <w:t>2. Scarica typing_officina23.html (se si apre l'anteprima usa l'icona Scarica) e aprilo con doppio clic: è la palestra della tastiera.</w:t>
+        <w:t>2. Palestra della tastiera (Parti 1–4): https://digital-makers-ag.github.io/attivita-informatica-scuola/01_LEZIONE_1/MATERIALI/typing_officina23.html</w:t>
       </w:r>
     </w:p>
     <w:p>
@@ -1283,7 +1283,7 @@
         <w:rPr>
           <w:sz w:val="21"/>
         </w:rPr>
-        <w:t>3. Lavorerai in coppia per il test iniziale: uno scrive, l'altro osserva le mani.</w:t>
+        <w:t>3. Palestra delle scorciatoie (Parte 5): https://digital-makers-ag.github.io/attivita-informatica-scuola/01_LEZIONE_1/MATERIALI/scorciatoie_officina23.html</w:t>
       </w:r>
     </w:p>
     <w:p>
@@ -1294,7 +1294,7 @@
         <w:rPr>
           <w:sz w:val="21"/>
         </w:rPr>
-        <w:t>4. Alla fine incolla nella scheda il codice risultato e allega il file listino_sistemato_cognome.txt (Aggiungi o crea &gt; File).</w:t>
+        <w:t xml:space="preserve">   Se un link non si apre, scarica il file allegato con lo stesso nome e aprilo con doppio clic.</w:t>
       </w:r>
     </w:p>
     <w:p>
@@ -1305,7 +1305,29 @@
         <w:rPr>
           <w:sz w:val="21"/>
         </w:rPr>
-        <w:t>5. Premi CONSEGNA.</w:t>
+        <w:t>4. Lavorerai in coppia per il test iniziale: uno scrive, l'altro osserva le mani.</w:t>
+      </w:r>
+    </w:p>
+    <w:p>
+      <w:pPr>
+        <w:spacing w:after="40"/>
+      </w:pPr>
+      <w:r>
+        <w:rPr>
+          <w:sz w:val="21"/>
+        </w:rPr>
+        <w:t>5. Alla fine incolla nella scheda i due codici risultato (O23-L1 e O23-SCO).</w:t>
+      </w:r>
+    </w:p>
+    <w:p>
+      <w:pPr>
+        <w:spacing w:after="40"/>
+      </w:pPr>
+      <w:r>
+        <w:rPr>
+          <w:sz w:val="21"/>
+        </w:rPr>
+        <w:t>6. Premi CONSEGNA.</w:t>
       </w:r>
     </w:p>
     <w:p>
@@ -1654,7 +1676,7 @@
               <w:rPr>
                 <w:sz w:val="19"/>
               </w:rPr>
-              <w:t>listino_da_sistemare.txt</w:t>
+              <w:t>scorciatoie_officina23.html</w:t>
             </w:r>
           </w:p>
         </w:tc>
@@ -1728,7 +1750,7 @@
     <w:p>
       <w:r>
         <w:rPr/>
-        <w:t>La scheda compilata (con il codice risultato incollato) + il file listino_sistemato_cognome.txt.</w:t>
+        <w:t>La scheda compilata con i due codici risultato incollati: O23-L1 (palestra della tastiera) e O23-SCO (palestra delle scorciatoie).</w:t>
       </w:r>
     </w:p>
     <w:p>
@@ -1742,7 +1764,7 @@
     <w:p>
       <w:r>
         <w:rPr/>
-        <w:t>Soluzioni: 01_LEZIONE_1/SOLUZIONI/L1_SOLUZIONI_DOCENTE.docx (Scheda A). Controllate il codice risultato con l'Area docente dello strumento e il file del listino (Ctrl+F 'SPOSTA').</w:t>
+        <w:t>Soluzioni: 01_LEZIONE_1/SOLUZIONI/L1_SOLUZIONI_DOCENTE.docx (Scheda A). Controllate i due codici (O23-L1 e O23-SCO) nell'Area docente dei due strumenti (★ Riepilogo).</w:t>
       </w:r>
     </w:p>
     <w:sectPr>

--- a/08_CLASSROOM_CONSEGNE/CONSEGNA_01_L1_TASTIERA_E_SCORCIATOIE/GUIDA_CONSEGNA_01.docx
+++ b/08_CLASSROOM_CONSEGNE/CONSEGNA_01_L1_TASTIERA_E_SCORCIATOIE/GUIDA_CONSEGNA_01.docx
@@ -1085,7 +1085,7 @@
               <w:rPr>
                 <w:sz w:val="19"/>
               </w:rPr>
-              <w:t>54 KB</w:t>
+              <w:t>55 KB</w:t>
             </w:r>
           </w:p>
         </w:tc>

--- a/08_CLASSROOM_CONSEGNE/CONSEGNA_01_L1_TASTIERA_E_SCORCIATOIE/GUIDA_CONSEGNA_01.docx
+++ b/08_CLASSROOM_CONSEGNE/CONSEGNA_01_L1_TASTIERA_E_SCORCIATOIE/GUIDA_CONSEGNA_01.docx
@@ -191,7 +191,7 @@
               <w:rPr>
                 <w:sz w:val="20"/>
               </w:rPr>
-              <w:t>All'inizio della Lezione 1, dopo il passaporto.</w:t>
+              <w:t>All'inizio della Lezione 1, dopo il passaporto. Allegate anche il Modulo Google «Missione 0 · codici risultato» (Aggiungi › Moduli Google): domande e impostazioni in verifica_codici.html.</w:t>
             </w:r>
           </w:p>
         </w:tc>
@@ -875,7 +875,7 @@
               <w:rPr>
                 <w:sz w:val="19"/>
               </w:rPr>
-              <w:t>38 KB</w:t>
+              <w:t>2.7 MB</w:t>
             </w:r>
           </w:p>
         </w:tc>
@@ -1316,7 +1316,7 @@
         <w:rPr>
           <w:sz w:val="21"/>
         </w:rPr>
-        <w:t>5. Alla fine incolla nella scheda i due codici risultato (O23-L1 e O23-SCO).</w:t>
+        <w:t>5. Alla fine incolla i due codici risultato (O23-L1 e O23-SCO) nella scheda e nel Modulo «Missione 0 · codici risultato» allegato a questa consegna.</w:t>
       </w:r>
     </w:p>
     <w:p>
@@ -1764,7 +1764,7 @@
     <w:p>
       <w:r>
         <w:rPr/>
-        <w:t>Soluzioni: 01_LEZIONE_1/SOLUZIONI/L1_SOLUZIONI_DOCENTE.docx (Scheda A). Controllate i due codici (O23-L1 e O23-SCO) nell'Area docente dei due strumenti (★ Riepilogo).</w:t>
+        <w:t>Soluzioni: 01_LEZIONE_1/SOLUZIONI/L1_SOLUZIONI_DOCENTE.docx (Scheda A). Controllate i due codici (O23-L1 e O23-SCO) nell'Area docente dei due strumenti (★ Riepilogo). Tutti i codici della classe si verificano insieme in verifica_codici.html (incollando le risposte del Modulo).</w:t>
       </w:r>
     </w:p>
     <w:sectPr>
